--- a/app/templates/export/kp_template.docx
+++ b/app/templates/export/kp_template.docx
@@ -410,792 +410,6 @@
     </w:p>
     <w:p>
       <w:pPr>
-        <w:ind w:left="-709" w:right="-2" w:firstLine="0"/>
-        <w:rPr>
-          <w:b/>
-          <w:sz w:val="24"/>
-          <w:szCs w:val="24"/>
-          <w:u w:val="single"/>
-        </w:rPr>
-      </w:pPr>
-      <w:r>
-        <w:rPr>
-          <w:b/>
-          <w:sz w:val="24"/>
-          <w:szCs w:val="24"/>
-          <w:u w:val="single"/>
-        </w:rPr>
-        <w:t>№ б/</w:t>
-      </w:r>
-      <w:proofErr w:type="gramStart"/>
-      <w:r>
-        <w:rPr>
-          <w:b/>
-          <w:sz w:val="24"/>
-          <w:szCs w:val="24"/>
-          <w:u w:val="single"/>
-        </w:rPr>
-        <w:t>н  от</w:t>
-      </w:r>
-      <w:proofErr w:type="gramEnd"/>
-      <w:r>
-        <w:rPr>
-          <w:b/>
-          <w:sz w:val="24"/>
-          <w:szCs w:val="24"/>
-          <w:u w:val="single"/>
-        </w:rPr>
-        <w:t xml:space="preserve"> </w:t>
-      </w:r>
-      <w:r>
-        <w:rPr>
-          <w:b/>
-          <w:sz w:val="24"/>
-          <w:szCs w:val="24"/>
-          <w:u w:val="single"/>
-        </w:rPr>
-        <w:t>22</w:t>
-      </w:r>
-      <w:r>
-        <w:rPr>
-          <w:b/>
-          <w:sz w:val="24"/>
-          <w:szCs w:val="24"/>
-          <w:u w:val="single"/>
-        </w:rPr>
-        <w:t>.0</w:t>
-      </w:r>
-      <w:r>
-        <w:rPr>
-          <w:b/>
-          <w:sz w:val="24"/>
-          <w:szCs w:val="24"/>
-          <w:u w:val="single"/>
-        </w:rPr>
-        <w:t>4</w:t>
-      </w:r>
-      <w:r>
-        <w:rPr>
-          <w:b/>
-          <w:sz w:val="24"/>
-          <w:szCs w:val="24"/>
-          <w:u w:val="single"/>
-        </w:rPr>
-        <w:t>.202</w:t>
-      </w:r>
-      <w:r>
-        <w:rPr>
-          <w:b/>
-          <w:sz w:val="24"/>
-          <w:szCs w:val="24"/>
-          <w:u w:val="single"/>
-        </w:rPr>
-        <w:t>6</w:t>
-      </w:r>
-      <w:r>
-        <w:rPr>
-          <w:b/>
-          <w:sz w:val="24"/>
-          <w:szCs w:val="24"/>
-          <w:u w:val="single"/>
-        </w:rPr>
-        <w:t>г.</w:t>
-      </w:r>
-    </w:p>
-    <w:tbl>
-      <w:tblPr>
-        <w:tblW w:w="10774" w:type="dxa"/>
-        <w:tblInd w:w="-743" w:type="dxa"/>
-        <w:tblLayout w:type="fixed"/>
-        <w:tblLook w:val="04A0" w:firstRow="1" w:lastRow="0" w:firstColumn="1" w:lastColumn="0" w:noHBand="0" w:noVBand="1"/>
-      </w:tblPr>
-      <w:tblGrid>
-        <w:gridCol w:w="10490"/>
-        <w:gridCol w:w="284"/>
-      </w:tblGrid>
-      <w:tr>
-        <w:tc>
-          <w:tcPr>
-            <w:tcW w:w="10490" w:type="dxa"/>
-          </w:tcPr>
-          <w:p>
-            <w:pPr>
-              <w:widowControl w:val="0"/>
-              <w:suppressAutoHyphens/>
-              <w:autoSpaceDE w:val="0"/>
-              <w:autoSpaceDN w:val="0"/>
-              <w:adjustRightInd w:val="0"/>
-              <w:jc w:val="right"/>
-              <w:rPr>
-                <w:sz w:val="24"/>
-              </w:rPr>
-            </w:pPr>
-          </w:p>
-          <w:p>
-            <w:pPr>
-              <w:widowControl w:val="0"/>
-              <w:suppressAutoHyphens/>
-              <w:autoSpaceDE w:val="0"/>
-              <w:autoSpaceDN w:val="0"/>
-              <w:adjustRightInd w:val="0"/>
-              <w:jc w:val="right"/>
-            </w:pPr>
-          </w:p>
-          <w:p>
-            <w:pPr>
-              <w:widowControl w:val="0"/>
-              <w:suppressAutoHyphens/>
-              <w:autoSpaceDE w:val="0"/>
-              <w:autoSpaceDN w:val="0"/>
-              <w:adjustRightInd w:val="0"/>
-              <w:spacing w:line="360" w:lineRule="auto"/>
-              <w:jc w:val="center"/>
-              <w:rPr>
-                <w:b/>
-              </w:rPr>
-            </w:pPr>
-            <w:r>
-              <w:rPr>
-                <w:b/>
-              </w:rPr>
-              <w:t>Коммерческое предложение</w:t>
-            </w:r>
-          </w:p>
-          <w:p>
-            <w:pPr>
-              <w:widowControl w:val="0"/>
-              <w:suppressAutoHyphens/>
-              <w:autoSpaceDE w:val="0"/>
-              <w:autoSpaceDN w:val="0"/>
-              <w:adjustRightInd w:val="0"/>
-              <w:spacing w:line="360" w:lineRule="auto"/>
-              <w:rPr>
-                <w:b/>
-              </w:rPr>
-            </w:pPr>
-          </w:p>
-          <w:tbl>
-            <w:tblPr>
-              <w:tblW w:w="14996" w:type="dxa"/>
-              <w:tblLayout w:type="fixed"/>
-              <w:tblLook w:val="04A0" w:firstRow="1" w:lastRow="0" w:firstColumn="1" w:lastColumn="0" w:noHBand="0" w:noVBand="1"/>
-            </w:tblPr>
-            <w:tblGrid>
-              <w:gridCol w:w="899"/>
-              <w:gridCol w:w="5935"/>
-              <w:gridCol w:w="1276"/>
-              <w:gridCol w:w="850"/>
-              <w:gridCol w:w="1417"/>
-              <w:gridCol w:w="537"/>
-              <w:gridCol w:w="537"/>
-              <w:gridCol w:w="3545"/>
-            </w:tblGrid>
-            <w:tr>
-              <w:trPr>
-                <w:gridAfter w:val="3"/>
-                <w:wAfter w:w="4619" w:type="dxa"/>
-                <w:trHeight w:val="570"/>
-              </w:trPr>
-              <w:tc>
-                <w:tcPr>
-                  <w:tcW w:w="899" w:type="dxa"/>
-                  <w:tcBorders>
-                    <w:top w:val="single" w:sz="4" w:space="0" w:color="auto"/>
-                    <w:left w:val="single" w:sz="4" w:space="0" w:color="auto"/>
-                    <w:bottom w:val="single" w:sz="4" w:space="0" w:color="auto"/>
-                    <w:right w:val="single" w:sz="4" w:space="0" w:color="auto"/>
-                  </w:tcBorders>
-                  <w:shd w:val="clear" w:color="000000" w:fill="F2F2F2"/>
-                  <w:vAlign w:val="center"/>
-                  <w:hideMark/>
-                </w:tcPr>
-                <w:p>
-                  <w:pPr>
-                    <w:ind w:firstLine="0"/>
-                    <w:jc w:val="center"/>
-                    <w:rPr>
-                      <w:b/>
-                      <w:bCs/>
-                      <w:color w:val="000000"/>
-                      <w:sz w:val="20"/>
-                      <w:szCs w:val="20"/>
-                    </w:rPr>
-                  </w:pPr>
-                  <w:r>
-                    <w:rPr>
-                      <w:b/>
-                      <w:bCs/>
-                      <w:color w:val="000000"/>
-                      <w:sz w:val="20"/>
-                      <w:szCs w:val="20"/>
-                    </w:rPr>
-                    <w:t>№</w:t>
-                  </w:r>
-                  <w:r>
-                    <w:rPr>
-                      <w:b/>
-                      <w:bCs/>
-                      <w:color w:val="000000"/>
-                      <w:sz w:val="20"/>
-                      <w:szCs w:val="20"/>
-                    </w:rPr>
-                    <w:t xml:space="preserve"> </w:t>
-                  </w:r>
-                  <w:r>
-                    <w:rPr>
-                      <w:b/>
-                      <w:bCs/>
-                      <w:color w:val="000000"/>
-                      <w:sz w:val="20"/>
-                      <w:szCs w:val="20"/>
-                    </w:rPr>
-                    <w:t>п/п</w:t>
-                  </w:r>
-                </w:p>
-              </w:tc>
-              <w:tc>
-                <w:tcPr>
-                  <w:tcW w:w="5935" w:type="dxa"/>
-                  <w:tcBorders>
-                    <w:top w:val="single" w:sz="4" w:space="0" w:color="auto"/>
-                    <w:left w:val="nil"/>
-                    <w:bottom w:val="single" w:sz="4" w:space="0" w:color="auto"/>
-                    <w:right w:val="single" w:sz="4" w:space="0" w:color="auto"/>
-                  </w:tcBorders>
-                  <w:shd w:val="clear" w:color="000000" w:fill="F2F2F2"/>
-                  <w:noWrap/>
-                  <w:vAlign w:val="center"/>
-                  <w:hideMark/>
-                </w:tcPr>
-                <w:p>
-                  <w:pPr>
-                    <w:ind w:firstLine="0"/>
-                    <w:jc w:val="center"/>
-                    <w:rPr>
-                      <w:b/>
-                      <w:bCs/>
-                      <w:color w:val="000000"/>
-                      <w:sz w:val="20"/>
-                      <w:szCs w:val="20"/>
-                    </w:rPr>
-                  </w:pPr>
-                  <w:r>
-                    <w:rPr>
-                      <w:b/>
-                      <w:bCs/>
-                      <w:color w:val="000000"/>
-                      <w:sz w:val="20"/>
-                      <w:szCs w:val="20"/>
-                    </w:rPr>
-                    <w:t>Наименование</w:t>
-                  </w:r>
-                </w:p>
-              </w:tc>
-              <w:tc>
-                <w:tcPr>
-                  <w:tcW w:w="1276" w:type="dxa"/>
-                  <w:tcBorders>
-                    <w:top w:val="single" w:sz="4" w:space="0" w:color="auto"/>
-                    <w:left w:val="nil"/>
-                    <w:bottom w:val="single" w:sz="4" w:space="0" w:color="auto"/>
-                    <w:right w:val="single" w:sz="4" w:space="0" w:color="auto"/>
-                  </w:tcBorders>
-                  <w:shd w:val="clear" w:color="000000" w:fill="F2F2F2"/>
-                  <w:vAlign w:val="center"/>
-                  <w:hideMark/>
-                </w:tcPr>
-                <w:p>
-                  <w:pPr>
-                    <w:ind w:firstLine="0"/>
-                    <w:jc w:val="center"/>
-                    <w:rPr>
-                      <w:b/>
-                      <w:bCs/>
-                      <w:color w:val="000000"/>
-                      <w:sz w:val="20"/>
-                      <w:szCs w:val="20"/>
-                    </w:rPr>
-                  </w:pPr>
-                  <w:r>
-                    <w:rPr>
-                      <w:b/>
-                      <w:bCs/>
-                      <w:color w:val="000000"/>
-                      <w:sz w:val="20"/>
-                      <w:szCs w:val="20"/>
-                    </w:rPr>
-                    <w:t xml:space="preserve">Цена </w:t>
-                  </w:r>
-                  <w:r>
-                    <w:rPr>
-                      <w:b/>
-                      <w:bCs/>
-                      <w:color w:val="000000"/>
-                      <w:sz w:val="20"/>
-                      <w:szCs w:val="20"/>
-                      <w:lang w:val="en-US"/>
-                    </w:rPr>
-                    <w:t>c</w:t>
-                  </w:r>
-                  <w:r>
-                    <w:rPr>
-                      <w:b/>
-                      <w:bCs/>
-                      <w:color w:val="000000"/>
-                      <w:sz w:val="20"/>
-                      <w:szCs w:val="20"/>
-                    </w:rPr>
-                    <w:t xml:space="preserve"> НДС </w:t>
-                  </w:r>
-                  <w:r>
-                    <w:rPr>
-                      <w:b/>
-                      <w:bCs/>
-                      <w:color w:val="000000"/>
-                      <w:sz w:val="20"/>
-                      <w:szCs w:val="20"/>
-                    </w:rPr>
-                    <w:t>(руб.)</w:t>
-                  </w:r>
-                </w:p>
-              </w:tc>
-              <w:tc>
-                <w:tcPr>
-                  <w:tcW w:w="850" w:type="dxa"/>
-                  <w:tcBorders>
-                    <w:top w:val="single" w:sz="4" w:space="0" w:color="auto"/>
-                    <w:left w:val="nil"/>
-                    <w:bottom w:val="single" w:sz="4" w:space="0" w:color="auto"/>
-                    <w:right w:val="single" w:sz="4" w:space="0" w:color="auto"/>
-                  </w:tcBorders>
-                  <w:shd w:val="clear" w:color="000000" w:fill="F2F2F2"/>
-                  <w:noWrap/>
-                  <w:vAlign w:val="center"/>
-                  <w:hideMark/>
-                </w:tcPr>
-                <w:p>
-                  <w:pPr>
-                    <w:ind w:firstLine="0"/>
-                    <w:jc w:val="center"/>
-                    <w:rPr>
-                      <w:b/>
-                      <w:bCs/>
-                      <w:color w:val="000000"/>
-                      <w:sz w:val="20"/>
-                      <w:szCs w:val="20"/>
-                    </w:rPr>
-                  </w:pPr>
-                  <w:r>
-                    <w:rPr>
-                      <w:b/>
-                      <w:bCs/>
-                      <w:color w:val="000000"/>
-                      <w:sz w:val="20"/>
-                      <w:szCs w:val="20"/>
-                    </w:rPr>
-                    <w:t>Кол-во</w:t>
-                  </w:r>
-                </w:p>
-              </w:tc>
-              <w:tc>
-                <w:tcPr>
-                  <w:tcW w:w="1417" w:type="dxa"/>
-                  <w:tcBorders>
-                    <w:top w:val="single" w:sz="4" w:space="0" w:color="auto"/>
-                    <w:left w:val="nil"/>
-                    <w:bottom w:val="single" w:sz="4" w:space="0" w:color="auto"/>
-                    <w:right w:val="single" w:sz="4" w:space="0" w:color="auto"/>
-                  </w:tcBorders>
-                  <w:shd w:val="clear" w:color="000000" w:fill="F2F2F2"/>
-                  <w:noWrap/>
-                  <w:vAlign w:val="center"/>
-                  <w:hideMark/>
-                </w:tcPr>
-                <w:p>
-                  <w:pPr>
-                    <w:ind w:right="176" w:firstLine="0"/>
-                    <w:jc w:val="center"/>
-                    <w:rPr>
-                      <w:b/>
-                      <w:bCs/>
-                      <w:color w:val="000000"/>
-                      <w:sz w:val="20"/>
-                      <w:szCs w:val="20"/>
-                    </w:rPr>
-                  </w:pPr>
-                  <w:r>
-                    <w:rPr>
-                      <w:b/>
-                      <w:bCs/>
-                      <w:color w:val="000000"/>
-                      <w:sz w:val="20"/>
-                      <w:szCs w:val="20"/>
-                    </w:rPr>
-                    <w:t xml:space="preserve">Сумма </w:t>
-                  </w:r>
-                  <w:r>
-                    <w:rPr>
-                      <w:b/>
-                      <w:bCs/>
-                      <w:color w:val="000000"/>
-                      <w:sz w:val="20"/>
-                      <w:szCs w:val="20"/>
-                    </w:rPr>
-                    <w:t xml:space="preserve">с НДС </w:t>
-                  </w:r>
-                  <w:r>
-                    <w:rPr>
-                      <w:b/>
-                      <w:bCs/>
-                      <w:color w:val="000000"/>
-                      <w:sz w:val="20"/>
-                      <w:szCs w:val="20"/>
-                    </w:rPr>
-                    <w:t>(руб.)</w:t>
-                  </w:r>
-                </w:p>
-              </w:tc>
-            </w:tr>
-            <w:tr>
-              <w:trPr>
-                <w:gridAfter w:val="3"/>
-                <w:wAfter w:w="4619" w:type="dxa"/>
-                <w:trHeight w:val="300"/>
-              </w:trPr>
-              <w:tc>
-                <w:tcPr>
-                  <w:tcW w:w="899" w:type="dxa"/>
-                  <w:tcBorders>
-                    <w:top w:val="nil"/>
-                    <w:left w:val="single" w:sz="4" w:space="0" w:color="auto"/>
-                    <w:bottom w:val="single" w:sz="4" w:space="0" w:color="auto"/>
-                    <w:right w:val="single" w:sz="4" w:space="0" w:color="auto"/>
-                  </w:tcBorders>
-                  <w:shd w:val="clear" w:color="000000" w:fill="FFFFFF"/>
-                  <w:vAlign w:val="center"/>
-                </w:tcPr>
-                <w:p>
-                  <w:pPr>
-                    <w:ind w:firstLine="0"/>
-                    <w:jc w:val="center"/>
-                    <w:rPr>
-                      <w:color w:val="000000"/>
-                      <w:sz w:val="24"/>
-                      <w:szCs w:val="24"/>
-                    </w:rPr>
-                  </w:pPr>
-                  <w:r>
-                    <w:rPr>
-                      <w:color w:val="000000"/>
-                      <w:sz w:val="24"/>
-                      <w:szCs w:val="24"/>
-                    </w:rPr>
-                    <w:t>1</w:t>
-                  </w:r>
-                </w:p>
-              </w:tc>
-              <w:tc>
-                <w:tcPr>
-                  <w:tcW w:w="5935" w:type="dxa"/>
-                  <w:tcBorders>
-                    <w:top w:val="nil"/>
-                    <w:left w:val="nil"/>
-                    <w:bottom w:val="single" w:sz="4" w:space="0" w:color="auto"/>
-                    <w:right w:val="single" w:sz="4" w:space="0" w:color="auto"/>
-                  </w:tcBorders>
-                  <w:shd w:val="clear" w:color="000000" w:fill="FFFFFF"/>
-                </w:tcPr>
-                <w:p>
-                  <w:pPr>
-                    <w:ind w:firstLine="15"/>
-                    <w:jc w:val="left"/>
-                    <w:rPr>
-                      <w:color w:val="333333"/>
-                      <w:sz w:val="24"/>
-                      <w:szCs w:val="24"/>
-                    </w:rPr>
-                  </w:pPr>
-                </w:p>
-              </w:tc>
-              <w:tc>
-                <w:tcPr>
-                  <w:tcW w:w="1276" w:type="dxa"/>
-                  <w:tcBorders>
-                    <w:top w:val="nil"/>
-                    <w:left w:val="nil"/>
-                    <w:bottom w:val="single" w:sz="4" w:space="0" w:color="auto"/>
-                    <w:right w:val="single" w:sz="4" w:space="0" w:color="auto"/>
-                  </w:tcBorders>
-                  <w:shd w:val="clear" w:color="000000" w:fill="FFFFFF"/>
-                </w:tcPr>
-                <w:p>
-                  <w:pPr>
-                    <w:ind w:firstLine="0"/>
-                    <w:jc w:val="center"/>
-                    <w:rPr>
-                      <w:color w:val="000000"/>
-                      <w:sz w:val="24"/>
-                      <w:szCs w:val="24"/>
-                    </w:rPr>
-                  </w:pPr>
-                </w:p>
-              </w:tc>
-              <w:tc>
-                <w:tcPr>
-                  <w:tcW w:w="850" w:type="dxa"/>
-                  <w:tcBorders>
-                    <w:top w:val="nil"/>
-                    <w:left w:val="nil"/>
-                    <w:bottom w:val="single" w:sz="4" w:space="0" w:color="auto"/>
-                    <w:right w:val="single" w:sz="4" w:space="0" w:color="auto"/>
-                  </w:tcBorders>
-                  <w:shd w:val="clear" w:color="000000" w:fill="FFFFFF"/>
-                </w:tcPr>
-                <w:p>
-                  <w:pPr>
-                    <w:ind w:right="35" w:firstLine="0"/>
-                    <w:jc w:val="center"/>
-                    <w:rPr>
-                      <w:sz w:val="24"/>
-                      <w:szCs w:val="24"/>
-                    </w:rPr>
-                  </w:pPr>
-                </w:p>
-              </w:tc>
-              <w:tc>
-                <w:tcPr>
-                  <w:tcW w:w="1417" w:type="dxa"/>
-                  <w:tcBorders>
-                    <w:top w:val="nil"/>
-                    <w:left w:val="nil"/>
-                    <w:bottom w:val="single" w:sz="4" w:space="0" w:color="auto"/>
-                    <w:right w:val="single" w:sz="4" w:space="0" w:color="auto"/>
-                  </w:tcBorders>
-                  <w:shd w:val="clear" w:color="000000" w:fill="FFFFFF"/>
-                </w:tcPr>
-                <w:p>
-                  <w:pPr>
-                    <w:ind w:firstLine="0"/>
-                    <w:jc w:val="center"/>
-                    <w:rPr>
-                      <w:sz w:val="24"/>
-                      <w:szCs w:val="24"/>
-                    </w:rPr>
-                  </w:pPr>
-                </w:p>
-              </w:tc>
-            </w:tr>
-            <w:tr>
-              <w:trPr>
-                <w:trHeight w:val="300"/>
-              </w:trPr>
-              <w:tc>
-                <w:tcPr>
-                  <w:tcW w:w="8960" w:type="dxa"/>
-                  <w:gridSpan w:val="4"/>
-                  <w:tcBorders>
-                    <w:top w:val="single" w:sz="4" w:space="0" w:color="auto"/>
-                    <w:left w:val="single" w:sz="4" w:space="0" w:color="auto"/>
-                    <w:bottom w:val="single" w:sz="4" w:space="0" w:color="auto"/>
-                    <w:right w:val="single" w:sz="4" w:space="0" w:color="000000"/>
-                  </w:tcBorders>
-                  <w:shd w:val="clear" w:color="000000" w:fill="F2F2F2"/>
-                  <w:noWrap/>
-                  <w:vAlign w:val="center"/>
-                  <w:hideMark/>
-                </w:tcPr>
-                <w:p>
-                  <w:pPr>
-                    <w:ind w:firstLine="0"/>
-                    <w:jc w:val="center"/>
-                    <w:rPr>
-                      <w:sz w:val="24"/>
-                      <w:szCs w:val="24"/>
-                    </w:rPr>
-                  </w:pPr>
-                  <w:r>
-                    <w:rPr>
-                      <w:sz w:val="24"/>
-                      <w:szCs w:val="24"/>
-                    </w:rPr>
-                    <w:t>ИТОГО</w:t>
-                  </w:r>
-                </w:p>
-              </w:tc>
-              <w:tc>
-                <w:tcPr>
-                  <w:tcW w:w="1417" w:type="dxa"/>
-                  <w:tcBorders>
-                    <w:top w:val="nil"/>
-                    <w:left w:val="nil"/>
-                    <w:bottom w:val="single" w:sz="4" w:space="0" w:color="auto"/>
-                    <w:right w:val="single" w:sz="4" w:space="0" w:color="auto"/>
-                  </w:tcBorders>
-                  <w:shd w:val="clear" w:color="000000" w:fill="F2F2F2"/>
-                  <w:noWrap/>
-                  <w:vAlign w:val="center"/>
-                  <w:hideMark/>
-                </w:tcPr>
-                <w:p>
-                  <w:pPr>
-                    <w:ind w:firstLine="0"/>
-                    <w:jc w:val="center"/>
-                    <w:rPr>
-                      <w:sz w:val="24"/>
-                      <w:szCs w:val="24"/>
-                    </w:rPr>
-                  </w:pPr>
-                </w:p>
-              </w:tc>
-              <w:tc>
-                <w:tcPr>
-                  <w:tcW w:w="537" w:type="dxa"/>
-                </w:tcPr>
-                <w:p>
-                  <w:pPr>
-                    <w:spacing w:after="200" w:line="276" w:lineRule="auto"/>
-                    <w:ind w:firstLine="0"/>
-                    <w:jc w:val="left"/>
-                    <w:rPr>
-                      <w:sz w:val="24"/>
-                      <w:szCs w:val="24"/>
-                    </w:rPr>
-                  </w:pPr>
-                </w:p>
-              </w:tc>
-              <w:tc>
-                <w:tcPr>
-                  <w:tcW w:w="537" w:type="dxa"/>
-                </w:tcPr>
-                <w:p>
-                  <w:pPr>
-                    <w:spacing w:after="200" w:line="276" w:lineRule="auto"/>
-                    <w:ind w:firstLine="0"/>
-                    <w:jc w:val="left"/>
-                    <w:rPr>
-                      <w:sz w:val="24"/>
-                      <w:szCs w:val="24"/>
-                    </w:rPr>
-                  </w:pPr>
-                </w:p>
-              </w:tc>
-              <w:tc>
-                <w:tcPr>
-                  <w:tcW w:w="3545" w:type="dxa"/>
-                  <w:vAlign w:val="bottom"/>
-                </w:tcPr>
-                <w:p>
-                  <w:pPr>
-                    <w:rPr>
-                      <w:b/>
-                      <w:bCs/>
-                      <w:sz w:val="24"/>
-                      <w:szCs w:val="24"/>
-                    </w:rPr>
-                  </w:pPr>
-                  <w:r>
-                    <w:rPr>
-                      <w:b/>
-                      <w:bCs/>
-                      <w:sz w:val="24"/>
-                      <w:szCs w:val="24"/>
-                    </w:rPr>
-                    <w:t xml:space="preserve">          995 700,00р. </w:t>
-                  </w:r>
-                </w:p>
-              </w:tc>
-            </w:tr>
-          </w:tbl>
-          <w:p>
-            <w:pPr>
-              <w:widowControl w:val="0"/>
-              <w:suppressAutoHyphens/>
-              <w:autoSpaceDE w:val="0"/>
-              <w:autoSpaceDN w:val="0"/>
-              <w:adjustRightInd w:val="0"/>
-              <w:spacing w:line="360" w:lineRule="auto"/>
-              <w:ind w:firstLine="0"/>
-              <w:rPr>
-                <w:b/>
-              </w:rPr>
-            </w:pPr>
-            <w:r>
-              <w:rPr>
-                <w:noProof/>
-                <w:sz w:val="24"/>
-                <w:szCs w:val="24"/>
-              </w:rPr>
-              <w:drawing>
-                <wp:inline distT="0" distB="0" distL="0" distR="0" wp14:anchorId="59005678" wp14:editId="7D0223FD">
-                  <wp:extent cx="6766377" cy="1964690"/>
-                  <wp:effectExtent l="0" t="0" r="0" b="0"/>
-                  <wp:docPr id="1" name="Рисунок 1" descr="C:\Users\User\Desktop\Письмо-о-задолженности.jpg"/>
-                  <wp:cNvGraphicFramePr>
-                    <a:graphicFrameLocks xmlns:a="http://schemas.openxmlformats.org/drawingml/2006/main" noChangeAspect="1"/>
-                  </wp:cNvGraphicFramePr>
-                  <a:graphic xmlns:a="http://schemas.openxmlformats.org/drawingml/2006/main">
-                    <a:graphicData uri="http://schemas.openxmlformats.org/drawingml/2006/picture">
-                      <pic:pic xmlns:pic="http://schemas.openxmlformats.org/drawingml/2006/picture">
-                        <pic:nvPicPr>
-                          <pic:cNvPr id="0" name="Picture 1" descr="C:\Users\User\Desktop\Письмо-о-задолженности.jpg"/>
-                          <pic:cNvPicPr>
-                            <a:picLocks noChangeAspect="1" noChangeArrowheads="1"/>
-                          </pic:cNvPicPr>
-                        </pic:nvPicPr>
-                        <pic:blipFill>
-                          <a:blip r:embed="rId7" cstate="print"/>
-                          <a:srcRect/>
-                          <a:stretch>
-                            <a:fillRect/>
-                          </a:stretch>
-                        </pic:blipFill>
-                        <pic:spPr bwMode="auto">
-                          <a:xfrm>
-                            <a:off x="0" y="0"/>
-                            <a:ext cx="6778907" cy="1968328"/>
-                          </a:xfrm>
-                          <a:prstGeom prst="rect">
-                            <a:avLst/>
-                          </a:prstGeom>
-                          <a:noFill/>
-                          <a:ln w="9525">
-                            <a:noFill/>
-                            <a:miter lim="800000"/>
-                            <a:headEnd/>
-                            <a:tailEnd/>
-                          </a:ln>
-                        </pic:spPr>
-                      </pic:pic>
-                    </a:graphicData>
-                  </a:graphic>
-                </wp:inline>
-              </w:drawing>
-            </w:r>
-          </w:p>
-        </w:tc>
-        <w:tc>
-          <w:tcPr>
-            <w:tcW w:w="284" w:type="dxa"/>
-          </w:tcPr>
-          <w:p>
-            <w:pPr>
-              <w:widowControl w:val="0"/>
-              <w:suppressAutoHyphens/>
-              <w:autoSpaceDE w:val="0"/>
-              <w:autoSpaceDN w:val="0"/>
-              <w:adjustRightInd w:val="0"/>
-              <w:ind w:firstLine="0"/>
-              <w:jc w:val="left"/>
-              <w:rPr>
-                <w:b/>
-              </w:rPr>
-            </w:pPr>
-          </w:p>
-        </w:tc>
-      </w:tr>
-    </w:tbl>
-    <w:p>
-      <w:pPr>
         <w:spacing w:line="360" w:lineRule="auto"/>
         <w:ind w:firstLine="0"/>
         <w:rPr>
@@ -1204,6 +418,72 @@
       </w:pPr>
       <w:bookmarkStart w:id="0" w:name="_GoBack"/>
       <w:bookmarkEnd w:id="0"/>
+    </w:p>
+    <w:p>
+      <w:pPr>
+        <w:widowControl w:val="0"/>
+        <w:suppressAutoHyphens/>
+        <w:autoSpaceDE w:val="0"/>
+        <w:autoSpaceDN w:val="0"/>
+        <w:adjustRightInd w:val="0"/>
+        <w:spacing w:line="360" w:lineRule="auto"/>
+        <w:ind w:firstLine="0"/>
+        <w:rPr>
+          <w:b/>
+        </w:rPr>
+      </w:pPr>
+      <w:r>
+        <w:rPr>
+          <w:noProof/>
+          <w:sz w:val="24"/>
+          <w:szCs w:val="24"/>
+        </w:rPr>
+        <w:drawing>
+          <wp:inline distT="0" distB="0" distL="0" distR="0" wp14:anchorId="59005678" wp14:editId="7D0223FD">
+            <wp:extent cx="6766377" cy="1964690"/>
+            <wp:effectExtent l="0" t="0" r="0" b="0"/>
+            <wp:docPr id="1" name="Рисунок 1" descr="C:\Users\User\Desktop\Письмо-о-задолженности.jpg"/>
+            <wp:cNvGraphicFramePr>
+              <a:graphicFrameLocks xmlns:a="http://schemas.openxmlformats.org/drawingml/2006/main" noChangeAspect="1"/>
+            </wp:cNvGraphicFramePr>
+            <a:graphic xmlns:a="http://schemas.openxmlformats.org/drawingml/2006/main">
+              <a:graphicData uri="http://schemas.openxmlformats.org/drawingml/2006/picture">
+                <pic:pic xmlns:pic="http://schemas.openxmlformats.org/drawingml/2006/picture">
+                  <pic:nvPicPr>
+                    <pic:cNvPr id="0" name="Picture 1" descr="C:\Users\User\Desktop\Письмо-о-задолженности.jpg"/>
+                    <pic:cNvPicPr>
+                      <a:picLocks noChangeAspect="1" noChangeArrowheads="1"/>
+                    </pic:cNvPicPr>
+                  </pic:nvPicPr>
+                  <pic:blipFill>
+                    <a:blip r:embed="rId7" cstate="print"/>
+                    <a:srcRect/>
+                    <a:stretch>
+                      <a:fillRect/>
+                    </a:stretch>
+                  </pic:blipFill>
+                  <pic:spPr bwMode="auto">
+                    <a:xfrm>
+                      <a:off x="0" y="0"/>
+                      <a:ext cx="6778907" cy="1968328"/>
+                    </a:xfrm>
+                    <a:prstGeom prst="rect">
+                      <a:avLst/>
+                    </a:prstGeom>
+                    <a:noFill/>
+                    <a:ln w="9525">
+                      <a:noFill/>
+                      <a:miter lim="800000"/>
+                      <a:headEnd/>
+                      <a:tailEnd/>
+                    </a:ln>
+                  </pic:spPr>
+                </pic:pic>
+              </a:graphicData>
+            </a:graphic>
+          </wp:inline>
+        </w:drawing>
+      </w:r>
     </w:p>
     <w:sectPr>
       <w:pgSz w:w="11906" w:h="16838"/>
@@ -2684,9 +1964,9 @@
       <w:jc w:val="both"/>
     </w:pPr>
     <w:rPr>
-      <w:rFonts w:ascii="Times New Roman" w:eastAsia="Times New Roman" w:hAnsi="Times New Roman" w:cs="Times New Roman"/>
-      <w:sz w:val="28"/>
-      <w:szCs w:val="28"/>
+      <w:rFonts w:ascii="Calibri" w:eastAsia="Calibri" w:hAnsi="Calibri" w:cs="Calibri"/>
+      <w:sz w:val="22"/>
+      <w:szCs w:val="22"/>
       <w:lang w:eastAsia="ru-RU"/>
     </w:rPr>
   </w:style>
